--- a/ind/docx/53.content.docx
+++ b/ind/docx/53.content.docx
@@ -28,22 +28,6 @@
       </w:r>
     </w:p>
     <w:p>
-      <w:pPr>
-        <w:pStyle w:val="Heading2"/>
-      </w:pPr>
-      <w:r>
-        <w:rPr>
-          <w:lang w:val="id_ID" w:bidi="id_ID"/>
-        </w:rPr>
-        <w:t>License Information</w:t>
-      </w:r>
-      <w:r>
-        <w:rPr>
-          <w:lang w:val="id_ID" w:bidi="id_ID"/>
-        </w:rPr>
-      </w:r>
-    </w:p>
-    <w:p>
       <w:pPr/>
       <w:r>
         <w:rPr>
@@ -61,13 +45,7 @@
         <w:rPr>
           <w:lang w:val="id_ID" w:bidi="id_ID"/>
         </w:rPr>
-        <w:t xml:space="preserve"> (Indonesian) is based on</w:t>
-      </w:r>
-      <w:r>
-        <w:rPr>
-          <w:lang w:val="id_ID" w:bidi="id_ID"/>
-        </w:rPr>
-        <w:t xml:space="preserve">: </w:t>
+        <w:t xml:space="preserve"> (Indonesian) is based on: </w:t>
       </w:r>
       <w:r>
         <w:rPr>
@@ -188,19 +166,6 @@
       <w:pPr>
         <w:pStyle w:val="Heading2"/>
       </w:pPr>
-      <w:r>
-        <w:rPr>
-          <w:lang w:val="id_ID" w:bidi="id_ID"/>
-        </w:rPr>
-      </w:r>
-    </w:p>
-    <w:p>
-      <w:pPr/>
-      <w:r>
-        <w:rPr>
-          <w:lang w:val="id_ID" w:bidi="id_ID"/>
-        </w:rPr>
-      </w:r>
       <w:r>
         <w:rPr>
           <w:lang w:val="id_ID" w:bidi="id_ID"/>

--- a/ind/docx/53.content.docx
+++ b/ind/docx/53.content.docx
@@ -45,19 +45,7 @@
         <w:rPr>
           <w:lang w:val="id_ID" w:bidi="id_ID"/>
         </w:rPr>
-        <w:t xml:space="preserve"> (Indonesian) is based on: </w:t>
-      </w:r>
-      <w:r>
-        <w:rPr>
-          <w:lang w:val="id_ID" w:bidi="id_ID"/>
-        </w:rPr>
-        <w:t>Terjemahan Baru Indonesia</w:t>
-      </w:r>
-      <w:r>
-        <w:rPr>
-          <w:lang w:val="id_ID" w:bidi="id_ID"/>
-        </w:rPr>
-        <w:t xml:space="preserve">, </w:t>
+        <w:t xml:space="preserve"> © </w:t>
       </w:r>
       <w:hyperlink r:id="rId13">
         <w:r>
@@ -75,7 +63,7 @@
         <w:rPr>
           <w:lang w:val="id_ID" w:bidi="id_ID"/>
         </w:rPr>
-        <w:t xml:space="preserve">, None, which is licensed under a </w:t>
+        <w:t xml:space="preserve">, licensed under a </w:t>
       </w:r>
       <w:hyperlink r:id="rId14">
         <w:r>
@@ -94,25 +82,6 @@
           <w:lang w:val="id_ID" w:bidi="id_ID"/>
         </w:rPr>
         <w:t>.</w:t>
-      </w:r>
-      <w:r>
-        <w:rPr>
-          <w:lang w:val="id_ID" w:bidi="id_ID"/>
-        </w:rPr>
-      </w:r>
-    </w:p>
-    <w:p>
-      <w:pPr/>
-      <w:r>
-        <w:rPr>
-          <w:lang w:val="id_ID" w:bidi="id_ID"/>
-        </w:rPr>
-      </w:r>
-      <w:r>
-        <w:rPr>
-          <w:lang w:val="id_ID" w:bidi="id_ID"/>
-        </w:rPr>
-        <w:t>This PDF version is provided under the same license.</w:t>
       </w:r>
       <w:r>
         <w:rPr>
@@ -212,12 +181,272 @@
       </w:pPr>
     </w:p>
     <w:p>
+      <w:pPr>
+        <w:pStyle w:val="Heading2"/>
+      </w:pPr>
+      <w:r>
+        <w:rPr>
+          <w:lang w:val="id_ID" w:bidi="id_ID"/>
+        </w:rPr>
+        <w:t>2 Thessalonians 1:1</w:t>
+      </w:r>
+      <w:r>
+        <w:rPr>
+          <w:lang w:val="id_ID" w:bidi="id_ID"/>
+        </w:rPr>
+      </w:r>
+    </w:p>
+    <w:p>
       <w:pPr/>
       <w:r>
         <w:rPr>
           <w:lang w:val="id_ID" w:bidi="id_ID"/>
         </w:rPr>
       </w:r>
+      <w:r>
+        <w:rPr>
+          <w:vertAlign w:val="superscript"/>
+          <w:lang w:val="id_ID" w:bidi="id_ID"/>
+        </w:rPr>
+        <w:t>1</w:t>
+      </w:r>
+      <w:r>
+        <w:rPr>
+          <w:lang w:val="id_ID" w:bidi="id_ID"/>
+        </w:rPr>
+        <w:t xml:space="preserve"> Dari Paulus, Silwanus dan Timotius, kepada jemaat orang-orang Tesalonika di dalam Allah Bapa kita dan di dalam Tuhan Yesus Kristus.</w:t>
+      </w:r>
+    </w:p>
+    <w:p>
+      <w:pPr/>
+      <w:r>
+        <w:rPr>
+          <w:lang w:val="id_ID" w:bidi="id_ID"/>
+        </w:rPr>
+      </w:r>
+      <w:r>
+        <w:rPr>
+          <w:vertAlign w:val="superscript"/>
+          <w:lang w:val="id_ID" w:bidi="id_ID"/>
+        </w:rPr>
+        <w:t>2</w:t>
+      </w:r>
+      <w:r>
+        <w:rPr>
+          <w:lang w:val="id_ID" w:bidi="id_ID"/>
+        </w:rPr>
+        <w:t xml:space="preserve"> Kasih karunia dan damai sejahtera dari Allah, Bapa kita, dan dari Tuhan Yesus Kristus menyertai kamu.</w:t>
+      </w:r>
+    </w:p>
+    <w:p>
+      <w:pPr/>
+      <w:r>
+        <w:rPr>
+          <w:lang w:val="id_ID" w:bidi="id_ID"/>
+        </w:rPr>
+      </w:r>
+      <w:r>
+        <w:rPr>
+          <w:vertAlign w:val="superscript"/>
+          <w:lang w:val="id_ID" w:bidi="id_ID"/>
+        </w:rPr>
+        <w:t>3</w:t>
+      </w:r>
+      <w:r>
+        <w:rPr>
+          <w:lang w:val="id_ID" w:bidi="id_ID"/>
+        </w:rPr>
+        <w:t xml:space="preserve"> Kami wajib selalu mengucap syukur kepada Allah karena kamu, saudara-saudara. Dan memang patutlah demikian, karena imanmu makin bertambah dan kasihmu seorang akan yang lain makin kuat di antara kamu,</w:t>
+      </w:r>
+    </w:p>
+    <w:p>
+      <w:pPr/>
+      <w:r>
+        <w:rPr>
+          <w:lang w:val="id_ID" w:bidi="id_ID"/>
+        </w:rPr>
+      </w:r>
+      <w:r>
+        <w:rPr>
+          <w:vertAlign w:val="superscript"/>
+          <w:lang w:val="id_ID" w:bidi="id_ID"/>
+        </w:rPr>
+        <w:t>4</w:t>
+      </w:r>
+      <w:r>
+        <w:rPr>
+          <w:lang w:val="id_ID" w:bidi="id_ID"/>
+        </w:rPr>
+        <w:t xml:space="preserve"> sehingga dalam jemaat-jemaat Allah kami sendiri bermegah tentang kamu karena ketabahanmu dan imanmu dalam segala penganiayaan dan penindasan yang kamu derita:</w:t>
+      </w:r>
+    </w:p>
+    <w:p>
+      <w:pPr/>
+      <w:r>
+        <w:rPr>
+          <w:lang w:val="id_ID" w:bidi="id_ID"/>
+        </w:rPr>
+      </w:r>
+      <w:r>
+        <w:rPr>
+          <w:vertAlign w:val="superscript"/>
+          <w:lang w:val="id_ID" w:bidi="id_ID"/>
+        </w:rPr>
+        <w:t>5</w:t>
+      </w:r>
+      <w:r>
+        <w:rPr>
+          <w:lang w:val="id_ID" w:bidi="id_ID"/>
+        </w:rPr>
+        <w:t xml:space="preserve"> suatu bukti tentang adilnya penghakiman Allah, yang menyatakan bahwa kamu layak menjadi warga Kerajaan Allah, kamu yang sekarang menderita karena Kerajaan itu.</w:t>
+      </w:r>
+    </w:p>
+    <w:p>
+      <w:pPr/>
+      <w:r>
+        <w:rPr>
+          <w:lang w:val="id_ID" w:bidi="id_ID"/>
+        </w:rPr>
+      </w:r>
+      <w:r>
+        <w:rPr>
+          <w:vertAlign w:val="superscript"/>
+          <w:lang w:val="id_ID" w:bidi="id_ID"/>
+        </w:rPr>
+        <w:t>6</w:t>
+      </w:r>
+      <w:r>
+        <w:rPr>
+          <w:lang w:val="id_ID" w:bidi="id_ID"/>
+        </w:rPr>
+        <w:t xml:space="preserve"> Sebab memang adil bagi Allah untuk membalaskan penindasan kepada mereka yang menindas kamu</w:t>
+      </w:r>
+    </w:p>
+    <w:p>
+      <w:pPr/>
+      <w:r>
+        <w:rPr>
+          <w:lang w:val="id_ID" w:bidi="id_ID"/>
+        </w:rPr>
+      </w:r>
+      <w:r>
+        <w:rPr>
+          <w:vertAlign w:val="superscript"/>
+          <w:lang w:val="id_ID" w:bidi="id_ID"/>
+        </w:rPr>
+        <w:t>7</w:t>
+      </w:r>
+      <w:r>
+        <w:rPr>
+          <w:lang w:val="id_ID" w:bidi="id_ID"/>
+        </w:rPr>
+        <w:t xml:space="preserve"> dan untuk memberikan kelegaan kepada kamu yang ditindas, dan juga kepada kami, pada waktu Tuhan Yesus dari dalam sorga menyatakan diri-Nya bersama-sama dengan malaikat-malaikat-Nya, dalam kuasa-Nya, di dalam api yang bernyala-nyala,</w:t>
+      </w:r>
+    </w:p>
+    <w:p>
+      <w:pPr/>
+      <w:r>
+        <w:rPr>
+          <w:lang w:val="id_ID" w:bidi="id_ID"/>
+        </w:rPr>
+      </w:r>
+      <w:r>
+        <w:rPr>
+          <w:vertAlign w:val="superscript"/>
+          <w:lang w:val="id_ID" w:bidi="id_ID"/>
+        </w:rPr>
+        <w:t>8</w:t>
+      </w:r>
+      <w:r>
+        <w:rPr>
+          <w:lang w:val="id_ID" w:bidi="id_ID"/>
+        </w:rPr>
+        <w:t xml:space="preserve"> dan mengadakan pembalasan terhadap mereka yang tidak mau mengenal Allah dan tidak mentaati Injil Yesus, Tuhan kita.</w:t>
+      </w:r>
+    </w:p>
+    <w:p>
+      <w:pPr/>
+      <w:r>
+        <w:rPr>
+          <w:lang w:val="id_ID" w:bidi="id_ID"/>
+        </w:rPr>
+      </w:r>
+      <w:r>
+        <w:rPr>
+          <w:vertAlign w:val="superscript"/>
+          <w:lang w:val="id_ID" w:bidi="id_ID"/>
+        </w:rPr>
+        <w:t>9</w:t>
+      </w:r>
+      <w:r>
+        <w:rPr>
+          <w:lang w:val="id_ID" w:bidi="id_ID"/>
+        </w:rPr>
+        <w:t xml:space="preserve"> Mereka ini akan menjalani hukuman kebinasaan selama-lamanya, dijauhkan dari hadirat Tuhan dan dari kemuliaan kekuatan-Nya,</w:t>
+      </w:r>
+    </w:p>
+    <w:p>
+      <w:pPr/>
+      <w:r>
+        <w:rPr>
+          <w:lang w:val="id_ID" w:bidi="id_ID"/>
+        </w:rPr>
+      </w:r>
+      <w:r>
+        <w:rPr>
+          <w:vertAlign w:val="superscript"/>
+          <w:lang w:val="id_ID" w:bidi="id_ID"/>
+        </w:rPr>
+        <w:t>10</w:t>
+      </w:r>
+      <w:r>
+        <w:rPr>
+          <w:lang w:val="id_ID" w:bidi="id_ID"/>
+        </w:rPr>
+        <w:t xml:space="preserve"> apabila Ia datang pada hari itu untuk dimuliakan di antara orang-orang kudus-Nya dan untuk dikagumi oleh semua orang yang percaya, sebab kesaksian yang kami bawa kepadamu telah kamu percayai.</w:t>
+      </w:r>
+    </w:p>
+    <w:p>
+      <w:pPr/>
+      <w:r>
+        <w:rPr>
+          <w:lang w:val="id_ID" w:bidi="id_ID"/>
+        </w:rPr>
+      </w:r>
+      <w:r>
+        <w:rPr>
+          <w:vertAlign w:val="superscript"/>
+          <w:lang w:val="id_ID" w:bidi="id_ID"/>
+        </w:rPr>
+        <w:t>11</w:t>
+      </w:r>
+      <w:r>
+        <w:rPr>
+          <w:lang w:val="id_ID" w:bidi="id_ID"/>
+        </w:rPr>
+        <w:t xml:space="preserve"> Karena itu kami senantiasa berdoa juga untuk kamu, supaya Allah kita menganggap kamu layak bagi panggilan-Nya dan dengan kekuatan-Nya menyempurnakan kehendakmu untuk berbuat baik dan menyempurnakan segala pekerjaan imanmu,</w:t>
+      </w:r>
+    </w:p>
+    <w:p>
+      <w:pPr/>
+      <w:r>
+        <w:rPr>
+          <w:lang w:val="id_ID" w:bidi="id_ID"/>
+        </w:rPr>
+      </w:r>
+      <w:r>
+        <w:rPr>
+          <w:vertAlign w:val="superscript"/>
+          <w:lang w:val="id_ID" w:bidi="id_ID"/>
+        </w:rPr>
+        <w:t>12</w:t>
+      </w:r>
+      <w:r>
+        <w:rPr>
+          <w:lang w:val="id_ID" w:bidi="id_ID"/>
+        </w:rPr>
+        <w:t xml:space="preserve"> sehingga nama Yesus, Tuhan kita, dimuliakan di dalam kamu dan kamu di dalam Dia, menurut kasih karunia Allah kita dan Tuhan Yesus Kristus.</w:t>
+      </w:r>
     </w:p>
     <w:p>
       <w:pPr>
@@ -227,7 +456,7 @@
         <w:rPr>
           <w:lang w:val="id_ID" w:bidi="id_ID"/>
         </w:rPr>
-        <w:t>2 Thessalonians 1:1</w:t>
+        <w:t>2 Thessalonians 2:1</w:t>
       </w:r>
       <w:r>
         <w:rPr>
@@ -253,17 +482,7 @@
         <w:rPr>
           <w:lang w:val="id_ID" w:bidi="id_ID"/>
         </w:rPr>
-        <w:t xml:space="preserve"> Dari Paulus, Silwanus dan Timotius, kepada jemaat orang-orang Tesalonika di dalam Allah Bapa kita dan di dalam Tuhan Yesus Kristus.</w:t>
-      </w:r>
-      <w:r>
-        <w:rPr>
-          <w:lang w:val="id_ID" w:bidi="id_ID"/>
-        </w:rPr>
-      </w:r>
-      <w:r>
-        <w:rPr>
-          <w:lang w:val="id_ID" w:bidi="id_ID"/>
-        </w:rPr>
+        <w:t xml:space="preserve"> Tentang kedatangan Tuhan kita Yesus Kristus dan terhimpunnya kita dengan Dia kami minta kepadamu, saudara-saudara,</w:t>
       </w:r>
     </w:p>
     <w:p>
@@ -273,6 +492,19 @@
           <w:lang w:val="id_ID" w:bidi="id_ID"/>
         </w:rPr>
       </w:r>
+      <w:r>
+        <w:rPr>
+          <w:vertAlign w:val="superscript"/>
+          <w:lang w:val="id_ID" w:bidi="id_ID"/>
+        </w:rPr>
+        <w:t>2</w:t>
+      </w:r>
+      <w:r>
+        <w:rPr>
+          <w:lang w:val="id_ID" w:bidi="id_ID"/>
+        </w:rPr>
+        <w:t xml:space="preserve"> supaya kamu jangan lekas bingung dan gelisah, baik oleh ilham roh, maupun oleh pemberitaan atau surat yang dikatakan dari kami, seolah-olah hari Tuhan telah tiba.</w:t>
+      </w:r>
     </w:p>
     <w:p>
       <w:pPr/>
@@ -286,23 +518,365 @@
           <w:vertAlign w:val="superscript"/>
           <w:lang w:val="id_ID" w:bidi="id_ID"/>
         </w:rPr>
+        <w:t>3</w:t>
+      </w:r>
+      <w:r>
+        <w:rPr>
+          <w:lang w:val="id_ID" w:bidi="id_ID"/>
+        </w:rPr>
+        <w:t xml:space="preserve"> Janganlah kamu memberi dirimu disesatkan orang dengan cara yang bagaimanapun juga! Sebab sebelum Hari itu haruslah datang dahulu murtad dan haruslah dinyatakan dahulu manusia durhaka, yang harus binasa,</w:t>
+      </w:r>
+    </w:p>
+    <w:p>
+      <w:pPr/>
+      <w:r>
+        <w:rPr>
+          <w:lang w:val="id_ID" w:bidi="id_ID"/>
+        </w:rPr>
+      </w:r>
+      <w:r>
+        <w:rPr>
+          <w:vertAlign w:val="superscript"/>
+          <w:lang w:val="id_ID" w:bidi="id_ID"/>
+        </w:rPr>
+        <w:t>4</w:t>
+      </w:r>
+      <w:r>
+        <w:rPr>
+          <w:lang w:val="id_ID" w:bidi="id_ID"/>
+        </w:rPr>
+        <w:t xml:space="preserve"> yaitu lawan yang meninggikan diri di atas segala yang disebut atau yang disembah sebagai Allah. Bahkan ia duduk di Bait Allah dan mau menyatakan diri sebagai Allah.</w:t>
+      </w:r>
+    </w:p>
+    <w:p>
+      <w:pPr/>
+      <w:r>
+        <w:rPr>
+          <w:lang w:val="id_ID" w:bidi="id_ID"/>
+        </w:rPr>
+      </w:r>
+      <w:r>
+        <w:rPr>
+          <w:vertAlign w:val="superscript"/>
+          <w:lang w:val="id_ID" w:bidi="id_ID"/>
+        </w:rPr>
+        <w:t>5</w:t>
+      </w:r>
+      <w:r>
+        <w:rPr>
+          <w:lang w:val="id_ID" w:bidi="id_ID"/>
+        </w:rPr>
+        <w:t xml:space="preserve"> Tidakkah kamu ingat, bahwa hal itu telah kerapkali kukatakan kepadamu, ketika aku masih bersama-sama dengan kamu?</w:t>
+      </w:r>
+    </w:p>
+    <w:p>
+      <w:pPr/>
+      <w:r>
+        <w:rPr>
+          <w:lang w:val="id_ID" w:bidi="id_ID"/>
+        </w:rPr>
+      </w:r>
+      <w:r>
+        <w:rPr>
+          <w:vertAlign w:val="superscript"/>
+          <w:lang w:val="id_ID" w:bidi="id_ID"/>
+        </w:rPr>
+        <w:t>6</w:t>
+      </w:r>
+      <w:r>
+        <w:rPr>
+          <w:lang w:val="id_ID" w:bidi="id_ID"/>
+        </w:rPr>
+        <w:t xml:space="preserve"> Dan sekarang kamu tahu apa yang menahan dia, sehingga ia baru akan menyatakan diri pada waktu yang telah ditentukan baginya.</w:t>
+      </w:r>
+    </w:p>
+    <w:p>
+      <w:pPr/>
+      <w:r>
+        <w:rPr>
+          <w:lang w:val="id_ID" w:bidi="id_ID"/>
+        </w:rPr>
+      </w:r>
+      <w:r>
+        <w:rPr>
+          <w:vertAlign w:val="superscript"/>
+          <w:lang w:val="id_ID" w:bidi="id_ID"/>
+        </w:rPr>
+        <w:t>7</w:t>
+      </w:r>
+      <w:r>
+        <w:rPr>
+          <w:lang w:val="id_ID" w:bidi="id_ID"/>
+        </w:rPr>
+        <w:t xml:space="preserve"> Karena secara rahasia kedurhakaan telah mulai bekerja, tetapi sekarang masih ada yang menahan. Kalau yang menahannya itu telah disingkirkan,</w:t>
+      </w:r>
+    </w:p>
+    <w:p>
+      <w:pPr/>
+      <w:r>
+        <w:rPr>
+          <w:lang w:val="id_ID" w:bidi="id_ID"/>
+        </w:rPr>
+      </w:r>
+      <w:r>
+        <w:rPr>
+          <w:vertAlign w:val="superscript"/>
+          <w:lang w:val="id_ID" w:bidi="id_ID"/>
+        </w:rPr>
+        <w:t>8</w:t>
+      </w:r>
+      <w:r>
+        <w:rPr>
+          <w:lang w:val="id_ID" w:bidi="id_ID"/>
+        </w:rPr>
+        <w:t xml:space="preserve"> pada waktu itulah si pendurhaka baru akan menyatakan dirinya, tetapi Tuhan Yesus akan membunuhnya dengan nafas mulut-Nya dan akan memusnahkannya, kalau Ia datang kembali.</w:t>
+      </w:r>
+    </w:p>
+    <w:p>
+      <w:pPr/>
+      <w:r>
+        <w:rPr>
+          <w:lang w:val="id_ID" w:bidi="id_ID"/>
+        </w:rPr>
+      </w:r>
+      <w:r>
+        <w:rPr>
+          <w:vertAlign w:val="superscript"/>
+          <w:lang w:val="id_ID" w:bidi="id_ID"/>
+        </w:rPr>
+        <w:t>9</w:t>
+      </w:r>
+      <w:r>
+        <w:rPr>
+          <w:lang w:val="id_ID" w:bidi="id_ID"/>
+        </w:rPr>
+        <w:t xml:space="preserve"> Kedatangan si pendurhaka itu adalah pekerjaan Iblis, dan akan disertai rupa-rupa perbuatan ajaib, tanda-tanda dan mujizat-mujizat palsu,</w:t>
+      </w:r>
+    </w:p>
+    <w:p>
+      <w:pPr/>
+      <w:r>
+        <w:rPr>
+          <w:lang w:val="id_ID" w:bidi="id_ID"/>
+        </w:rPr>
+      </w:r>
+      <w:r>
+        <w:rPr>
+          <w:vertAlign w:val="superscript"/>
+          <w:lang w:val="id_ID" w:bidi="id_ID"/>
+        </w:rPr>
+        <w:t>10</w:t>
+      </w:r>
+      <w:r>
+        <w:rPr>
+          <w:lang w:val="id_ID" w:bidi="id_ID"/>
+        </w:rPr>
+        <w:t xml:space="preserve"> dengan rupa-rupa tipu daya jahat terhadap orang-orang yang harus binasa karena mereka tidak menerima dan mengasihi kebenaran yang dapat menyelamatkan mereka.</w:t>
+      </w:r>
+    </w:p>
+    <w:p>
+      <w:pPr/>
+      <w:r>
+        <w:rPr>
+          <w:lang w:val="id_ID" w:bidi="id_ID"/>
+        </w:rPr>
+      </w:r>
+      <w:r>
+        <w:rPr>
+          <w:vertAlign w:val="superscript"/>
+          <w:lang w:val="id_ID" w:bidi="id_ID"/>
+        </w:rPr>
+        <w:t>11</w:t>
+      </w:r>
+      <w:r>
+        <w:rPr>
+          <w:lang w:val="id_ID" w:bidi="id_ID"/>
+        </w:rPr>
+        <w:t xml:space="preserve"> Dan itulah sebabnya Allah mendatangkan kesesatan atas mereka, yang menyebabkan mereka percaya akan dusta,</w:t>
+      </w:r>
+    </w:p>
+    <w:p>
+      <w:pPr/>
+      <w:r>
+        <w:rPr>
+          <w:lang w:val="id_ID" w:bidi="id_ID"/>
+        </w:rPr>
+      </w:r>
+      <w:r>
+        <w:rPr>
+          <w:vertAlign w:val="superscript"/>
+          <w:lang w:val="id_ID" w:bidi="id_ID"/>
+        </w:rPr>
+        <w:t>12</w:t>
+      </w:r>
+      <w:r>
+        <w:rPr>
+          <w:lang w:val="id_ID" w:bidi="id_ID"/>
+        </w:rPr>
+        <w:t xml:space="preserve"> supaya dihukum semua orang yang tidak percaya akan kebenaran dan yang suka kejahatan.</w:t>
+      </w:r>
+    </w:p>
+    <w:p>
+      <w:pPr/>
+      <w:r>
+        <w:rPr>
+          <w:lang w:val="id_ID" w:bidi="id_ID"/>
+        </w:rPr>
+      </w:r>
+      <w:r>
+        <w:rPr>
+          <w:vertAlign w:val="superscript"/>
+          <w:lang w:val="id_ID" w:bidi="id_ID"/>
+        </w:rPr>
+        <w:t>13</w:t>
+      </w:r>
+      <w:r>
+        <w:rPr>
+          <w:lang w:val="id_ID" w:bidi="id_ID"/>
+        </w:rPr>
+        <w:t xml:space="preserve"> Akan tetapi kami harus selalu mengucap syukur kepada Allah karena kamu, saudara-saudara, yang dikasihi Tuhan, sebab Allah dari mulanya telah memilih kamu untuk diselamatkan dalam Roh yang menguduskan kamu dan dalam kebenaran yang kamu percayai.</w:t>
+      </w:r>
+    </w:p>
+    <w:p>
+      <w:pPr/>
+      <w:r>
+        <w:rPr>
+          <w:lang w:val="id_ID" w:bidi="id_ID"/>
+        </w:rPr>
+      </w:r>
+      <w:r>
+        <w:rPr>
+          <w:vertAlign w:val="superscript"/>
+          <w:lang w:val="id_ID" w:bidi="id_ID"/>
+        </w:rPr>
+        <w:t>14</w:t>
+      </w:r>
+      <w:r>
+        <w:rPr>
+          <w:lang w:val="id_ID" w:bidi="id_ID"/>
+        </w:rPr>
+        <w:t xml:space="preserve"> Untuk itulah Ia telah memanggil kamu oleh Injil yang kami beritakan, sehingga kamu boleh memperoleh kemuliaan Yesus Kristus, Tuhan kita.</w:t>
+      </w:r>
+    </w:p>
+    <w:p>
+      <w:pPr/>
+      <w:r>
+        <w:rPr>
+          <w:lang w:val="id_ID" w:bidi="id_ID"/>
+        </w:rPr>
+      </w:r>
+      <w:r>
+        <w:rPr>
+          <w:vertAlign w:val="superscript"/>
+          <w:lang w:val="id_ID" w:bidi="id_ID"/>
+        </w:rPr>
+        <w:t>15</w:t>
+      </w:r>
+      <w:r>
+        <w:rPr>
+          <w:lang w:val="id_ID" w:bidi="id_ID"/>
+        </w:rPr>
+        <w:t xml:space="preserve"> Sebab itu, berdirilah teguh dan berpeganglah pada ajaran-ajaran yang kamu terima dari kami, baik secara lisan, maupun secara tertulis.</w:t>
+      </w:r>
+    </w:p>
+    <w:p>
+      <w:pPr/>
+      <w:r>
+        <w:rPr>
+          <w:lang w:val="id_ID" w:bidi="id_ID"/>
+        </w:rPr>
+      </w:r>
+      <w:r>
+        <w:rPr>
+          <w:vertAlign w:val="superscript"/>
+          <w:lang w:val="id_ID" w:bidi="id_ID"/>
+        </w:rPr>
+        <w:t>16</w:t>
+      </w:r>
+      <w:r>
+        <w:rPr>
+          <w:lang w:val="id_ID" w:bidi="id_ID"/>
+        </w:rPr>
+        <w:t xml:space="preserve"> Dan Ia, Tuhan kita Yesus Kristus, dan Allah, Bapa kita, yang dalam kasih karunia-Nya telah mengasihi kita dan yang telah menganugerahkan penghiburan abadi dan pengharapan baik kepada kita,</w:t>
+      </w:r>
+    </w:p>
+    <w:p>
+      <w:pPr/>
+      <w:r>
+        <w:rPr>
+          <w:lang w:val="id_ID" w:bidi="id_ID"/>
+        </w:rPr>
+      </w:r>
+      <w:r>
+        <w:rPr>
+          <w:vertAlign w:val="superscript"/>
+          <w:lang w:val="id_ID" w:bidi="id_ID"/>
+        </w:rPr>
+        <w:t>17</w:t>
+      </w:r>
+      <w:r>
+        <w:rPr>
+          <w:lang w:val="id_ID" w:bidi="id_ID"/>
+        </w:rPr>
+        <w:t xml:space="preserve"> kiranya menghibur dan menguatkan hatimu dalam pekerjaan dan perkataan yang baik.</w:t>
+      </w:r>
+    </w:p>
+    <w:p>
+      <w:pPr>
+        <w:pStyle w:val="Heading2"/>
+      </w:pPr>
+      <w:r>
+        <w:rPr>
+          <w:lang w:val="id_ID" w:bidi="id_ID"/>
+        </w:rPr>
+        <w:t>2 Thessalonians 3:1</w:t>
+      </w:r>
+      <w:r>
+        <w:rPr>
+          <w:lang w:val="id_ID" w:bidi="id_ID"/>
+        </w:rPr>
+      </w:r>
+    </w:p>
+    <w:p>
+      <w:pPr/>
+      <w:r>
+        <w:rPr>
+          <w:lang w:val="id_ID" w:bidi="id_ID"/>
+        </w:rPr>
+      </w:r>
+      <w:r>
+        <w:rPr>
+          <w:vertAlign w:val="superscript"/>
+          <w:lang w:val="id_ID" w:bidi="id_ID"/>
+        </w:rPr>
+        <w:t>1</w:t>
+      </w:r>
+      <w:r>
+        <w:rPr>
+          <w:lang w:val="id_ID" w:bidi="id_ID"/>
+        </w:rPr>
+        <w:t xml:space="preserve"> Selanjutnya, saudara-saudara, berdoalah untuk kami, supaya firman Tuhan beroleh kemajuan dan dimuliakan, sama seperti yang telah terjadi di antara kamu,</w:t>
+      </w:r>
+    </w:p>
+    <w:p>
+      <w:pPr/>
+      <w:r>
+        <w:rPr>
+          <w:lang w:val="id_ID" w:bidi="id_ID"/>
+        </w:rPr>
+      </w:r>
+      <w:r>
+        <w:rPr>
+          <w:vertAlign w:val="superscript"/>
+          <w:lang w:val="id_ID" w:bidi="id_ID"/>
+        </w:rPr>
         <w:t>2</w:t>
       </w:r>
       <w:r>
         <w:rPr>
           <w:lang w:val="id_ID" w:bidi="id_ID"/>
         </w:rPr>
-        <w:t xml:space="preserve"> Kasih karunia dan damai sejahtera dari Allah, Bapa kita, dan dari Tuhan Yesus Kristus menyertai kamu.</w:t>
-      </w:r>
-      <w:r>
-        <w:rPr>
-          <w:lang w:val="id_ID" w:bidi="id_ID"/>
-        </w:rPr>
-      </w:r>
-      <w:r>
-        <w:rPr>
-          <w:lang w:val="id_ID" w:bidi="id_ID"/>
-        </w:rPr>
+        <w:t xml:space="preserve"> dan supaya kami terlepas dari para pengacau dan orang-orang jahat, sebab bukan semua orang beroleh iman.</w:t>
       </w:r>
     </w:p>
     <w:p>
@@ -312,6 +886,19 @@
           <w:lang w:val="id_ID" w:bidi="id_ID"/>
         </w:rPr>
       </w:r>
+      <w:r>
+        <w:rPr>
+          <w:vertAlign w:val="superscript"/>
+          <w:lang w:val="id_ID" w:bidi="id_ID"/>
+        </w:rPr>
+        <w:t>3</w:t>
+      </w:r>
+      <w:r>
+        <w:rPr>
+          <w:lang w:val="id_ID" w:bidi="id_ID"/>
+        </w:rPr>
+        <w:t xml:space="preserve"> Tetapi Tuhan adalah setia. Ia akan menguatkan hatimu dan memelihara kamu terhadap yang jahat.</w:t>
+      </w:r>
     </w:p>
     <w:p>
       <w:pPr/>
@@ -325,23 +912,13 @@
           <w:vertAlign w:val="superscript"/>
           <w:lang w:val="id_ID" w:bidi="id_ID"/>
         </w:rPr>
-        <w:t>3</w:t>
-      </w:r>
-      <w:r>
-        <w:rPr>
-          <w:lang w:val="id_ID" w:bidi="id_ID"/>
-        </w:rPr>
-        <w:t xml:space="preserve"> Kami wajib selalu mengucap syukur kepada Allah karena kamu, saudara-saudara. Dan memang patutlah demikian, karena imanmu makin bertambah dan kasihmu seorang akan yang lain makin kuat di antara kamu,</w:t>
-      </w:r>
-      <w:r>
-        <w:rPr>
-          <w:lang w:val="id_ID" w:bidi="id_ID"/>
-        </w:rPr>
-      </w:r>
-      <w:r>
-        <w:rPr>
-          <w:lang w:val="id_ID" w:bidi="id_ID"/>
-        </w:rPr>
+        <w:t>4</w:t>
+      </w:r>
+      <w:r>
+        <w:rPr>
+          <w:lang w:val="id_ID" w:bidi="id_ID"/>
+        </w:rPr>
+        <w:t xml:space="preserve"> Dan kami percaya dalam Tuhan, bahwa apa yang kami pesankan kepadamu, kamu lakukan dan akan kamu lakukan.</w:t>
       </w:r>
     </w:p>
     <w:p>
@@ -351,6 +928,19 @@
           <w:lang w:val="id_ID" w:bidi="id_ID"/>
         </w:rPr>
       </w:r>
+      <w:r>
+        <w:rPr>
+          <w:vertAlign w:val="superscript"/>
+          <w:lang w:val="id_ID" w:bidi="id_ID"/>
+        </w:rPr>
+        <w:t>5</w:t>
+      </w:r>
+      <w:r>
+        <w:rPr>
+          <w:lang w:val="id_ID" w:bidi="id_ID"/>
+        </w:rPr>
+        <w:t xml:space="preserve"> Kiranya Tuhan tetap menujukan hatimu kepada kasih Allah dan kepada ketabahan Kristus.</w:t>
+      </w:r>
     </w:p>
     <w:p>
       <w:pPr/>
@@ -364,23 +954,13 @@
           <w:vertAlign w:val="superscript"/>
           <w:lang w:val="id_ID" w:bidi="id_ID"/>
         </w:rPr>
-        <w:t>4</w:t>
-      </w:r>
-      <w:r>
-        <w:rPr>
-          <w:lang w:val="id_ID" w:bidi="id_ID"/>
-        </w:rPr>
-        <w:t xml:space="preserve"> sehingga dalam jemaat-jemaat Allah kami sendiri bermegah tentang kamu karena ketabahanmu dan imanmu dalam segala penganiayaan dan penindasan yang kamu derita:</w:t>
-      </w:r>
-      <w:r>
-        <w:rPr>
-          <w:lang w:val="id_ID" w:bidi="id_ID"/>
-        </w:rPr>
-      </w:r>
-      <w:r>
-        <w:rPr>
-          <w:lang w:val="id_ID" w:bidi="id_ID"/>
-        </w:rPr>
+        <w:t>6</w:t>
+      </w:r>
+      <w:r>
+        <w:rPr>
+          <w:lang w:val="id_ID" w:bidi="id_ID"/>
+        </w:rPr>
+        <w:t xml:space="preserve"> Tetapi kami berpesan kepadamu, saudara-saudara, dalam nama Tuhan Yesus Kristus, supaya kamu menjauhkan diri dari setiap saudara yang tidak melakukan pekerjaannya dan yang tidak menurut ajaran yang telah kamu terima dari kami.</w:t>
       </w:r>
     </w:p>
     <w:p>
@@ -390,6 +970,19 @@
           <w:lang w:val="id_ID" w:bidi="id_ID"/>
         </w:rPr>
       </w:r>
+      <w:r>
+        <w:rPr>
+          <w:vertAlign w:val="superscript"/>
+          <w:lang w:val="id_ID" w:bidi="id_ID"/>
+        </w:rPr>
+        <w:t>7</w:t>
+      </w:r>
+      <w:r>
+        <w:rPr>
+          <w:lang w:val="id_ID" w:bidi="id_ID"/>
+        </w:rPr>
+        <w:t xml:space="preserve"> Sebab kamu sendiri tahu, bagaimana kamu harus mengikuti teladan kami, karena kami tidak lalai bekerja di antara kamu,</w:t>
+      </w:r>
     </w:p>
     <w:p>
       <w:pPr/>
@@ -403,23 +996,13 @@
           <w:vertAlign w:val="superscript"/>
           <w:lang w:val="id_ID" w:bidi="id_ID"/>
         </w:rPr>
-        <w:t>5</w:t>
-      </w:r>
-      <w:r>
-        <w:rPr>
-          <w:lang w:val="id_ID" w:bidi="id_ID"/>
-        </w:rPr>
-        <w:t xml:space="preserve"> suatu bukti tentang adilnya penghakiman Allah, yang menyatakan bahwa kamu layak menjadi warga Kerajaan Allah, kamu yang sekarang menderita karena Kerajaan itu.</w:t>
-      </w:r>
-      <w:r>
-        <w:rPr>
-          <w:lang w:val="id_ID" w:bidi="id_ID"/>
-        </w:rPr>
-      </w:r>
-      <w:r>
-        <w:rPr>
-          <w:lang w:val="id_ID" w:bidi="id_ID"/>
-        </w:rPr>
+        <w:t>8</w:t>
+      </w:r>
+      <w:r>
+        <w:rPr>
+          <w:lang w:val="id_ID" w:bidi="id_ID"/>
+        </w:rPr>
+        <w:t xml:space="preserve"> dan tidak makan roti orang dengan percuma, tetapi kami berusaha dan berjerih payah siang malam, supaya jangan menjadi beban bagi siapa pun di antara kamu.</w:t>
       </w:r>
     </w:p>
     <w:p>
@@ -429,6 +1012,19 @@
           <w:lang w:val="id_ID" w:bidi="id_ID"/>
         </w:rPr>
       </w:r>
+      <w:r>
+        <w:rPr>
+          <w:vertAlign w:val="superscript"/>
+          <w:lang w:val="id_ID" w:bidi="id_ID"/>
+        </w:rPr>
+        <w:t>9</w:t>
+      </w:r>
+      <w:r>
+        <w:rPr>
+          <w:lang w:val="id_ID" w:bidi="id_ID"/>
+        </w:rPr>
+        <w:t xml:space="preserve"> Bukan karena kami tidak berhak untuk itu, melainkan karena kami mau menjadikan diri kami teladan bagi kamu, supaya kamu ikuti.</w:t>
+      </w:r>
     </w:p>
     <w:p>
       <w:pPr/>
@@ -442,23 +1038,13 @@
           <w:vertAlign w:val="superscript"/>
           <w:lang w:val="id_ID" w:bidi="id_ID"/>
         </w:rPr>
-        <w:t>6</w:t>
-      </w:r>
-      <w:r>
-        <w:rPr>
-          <w:lang w:val="id_ID" w:bidi="id_ID"/>
-        </w:rPr>
-        <w:t xml:space="preserve"> Sebab memang adil bagi Allah untuk membalaskan penindasan kepada mereka yang menindas kamu</w:t>
-      </w:r>
-      <w:r>
-        <w:rPr>
-          <w:lang w:val="id_ID" w:bidi="id_ID"/>
-        </w:rPr>
-      </w:r>
-      <w:r>
-        <w:rPr>
-          <w:lang w:val="id_ID" w:bidi="id_ID"/>
-        </w:rPr>
+        <w:t>10</w:t>
+      </w:r>
+      <w:r>
+        <w:rPr>
+          <w:lang w:val="id_ID" w:bidi="id_ID"/>
+        </w:rPr>
+        <w:t xml:space="preserve"> Sebab, juga waktu kami berada di antara kamu, kami memberi peringatan ini kepada kamu: jika seorang tidak mau bekerja, janganlah ia makan.</w:t>
       </w:r>
     </w:p>
     <w:p>
@@ -468,6 +1054,19 @@
           <w:lang w:val="id_ID" w:bidi="id_ID"/>
         </w:rPr>
       </w:r>
+      <w:r>
+        <w:rPr>
+          <w:vertAlign w:val="superscript"/>
+          <w:lang w:val="id_ID" w:bidi="id_ID"/>
+        </w:rPr>
+        <w:t>11</w:t>
+      </w:r>
+      <w:r>
+        <w:rPr>
+          <w:lang w:val="id_ID" w:bidi="id_ID"/>
+        </w:rPr>
+        <w:t xml:space="preserve"> Kami katakan ini karena kami dengar, bahwa ada orang yang tidak tertib hidupnya dan tidak bekerja, melainkan sibuk dengan hal-hal yang tidak berguna.</w:t>
+      </w:r>
     </w:p>
     <w:p>
       <w:pPr/>
@@ -481,23 +1080,13 @@
           <w:vertAlign w:val="superscript"/>
           <w:lang w:val="id_ID" w:bidi="id_ID"/>
         </w:rPr>
-        <w:t>7</w:t>
-      </w:r>
-      <w:r>
-        <w:rPr>
-          <w:lang w:val="id_ID" w:bidi="id_ID"/>
-        </w:rPr>
-        <w:t xml:space="preserve"> dan untuk memberikan kelegaan kepada kamu yang ditindas, dan juga kepada kami, pada waktu Tuhan Yesus dari dalam sorga menyatakan diri-Nya bersama-sama dengan malaikat-malaikat-Nya, dalam kuasa-Nya, di dalam api yang bernyala-nyala,</w:t>
-      </w:r>
-      <w:r>
-        <w:rPr>
-          <w:lang w:val="id_ID" w:bidi="id_ID"/>
-        </w:rPr>
-      </w:r>
-      <w:r>
-        <w:rPr>
-          <w:lang w:val="id_ID" w:bidi="id_ID"/>
-        </w:rPr>
+        <w:t>12</w:t>
+      </w:r>
+      <w:r>
+        <w:rPr>
+          <w:lang w:val="id_ID" w:bidi="id_ID"/>
+        </w:rPr>
+        <w:t xml:space="preserve"> Orang-orang yang demikian kami peringati dan nasihati dalam Tuhan Yesus Kristus, supaya mereka tetap tenang melakukan pekerjaannya dan dengan demikian makan makanannya sendiri.</w:t>
       </w:r>
     </w:p>
     <w:p>
@@ -507,6 +1096,19 @@
           <w:lang w:val="id_ID" w:bidi="id_ID"/>
         </w:rPr>
       </w:r>
+      <w:r>
+        <w:rPr>
+          <w:vertAlign w:val="superscript"/>
+          <w:lang w:val="id_ID" w:bidi="id_ID"/>
+        </w:rPr>
+        <w:t>13</w:t>
+      </w:r>
+      <w:r>
+        <w:rPr>
+          <w:lang w:val="id_ID" w:bidi="id_ID"/>
+        </w:rPr>
+        <w:t xml:space="preserve"> Dan kamu, saudara-saudara, janganlah jemu-jemu berbuat apa yang baik.</w:t>
+      </w:r>
     </w:p>
     <w:p>
       <w:pPr/>
@@ -520,23 +1122,13 @@
           <w:vertAlign w:val="superscript"/>
           <w:lang w:val="id_ID" w:bidi="id_ID"/>
         </w:rPr>
-        <w:t>8</w:t>
-      </w:r>
-      <w:r>
-        <w:rPr>
-          <w:lang w:val="id_ID" w:bidi="id_ID"/>
-        </w:rPr>
-        <w:t xml:space="preserve"> dan mengadakan pembalasan terhadap mereka yang tidak mau mengenal Allah dan tidak mentaati Injil Yesus, Tuhan kita.</w:t>
-      </w:r>
-      <w:r>
-        <w:rPr>
-          <w:lang w:val="id_ID" w:bidi="id_ID"/>
-        </w:rPr>
-      </w:r>
-      <w:r>
-        <w:rPr>
-          <w:lang w:val="id_ID" w:bidi="id_ID"/>
-        </w:rPr>
+        <w:t>14</w:t>
+      </w:r>
+      <w:r>
+        <w:rPr>
+          <w:lang w:val="id_ID" w:bidi="id_ID"/>
+        </w:rPr>
+        <w:t xml:space="preserve"> Jika ada orang yang tidak mau mendengarkan apa yang kami katakan dalam surat ini, tandailah dia dan jangan bergaul dengan dia, supaya ia menjadi malu,</w:t>
       </w:r>
     </w:p>
     <w:p>
@@ -546,6 +1138,19 @@
           <w:lang w:val="id_ID" w:bidi="id_ID"/>
         </w:rPr>
       </w:r>
+      <w:r>
+        <w:rPr>
+          <w:vertAlign w:val="superscript"/>
+          <w:lang w:val="id_ID" w:bidi="id_ID"/>
+        </w:rPr>
+        <w:t>15</w:t>
+      </w:r>
+      <w:r>
+        <w:rPr>
+          <w:lang w:val="id_ID" w:bidi="id_ID"/>
+        </w:rPr>
+        <w:t xml:space="preserve"> tetapi janganlah anggap dia sebagai musuh, tetapi tegorlah dia sebagai seorang saudara.</w:t>
+      </w:r>
     </w:p>
     <w:p>
       <w:pPr/>
@@ -559,23 +1164,13 @@
           <w:vertAlign w:val="superscript"/>
           <w:lang w:val="id_ID" w:bidi="id_ID"/>
         </w:rPr>
-        <w:t>9</w:t>
-      </w:r>
-      <w:r>
-        <w:rPr>
-          <w:lang w:val="id_ID" w:bidi="id_ID"/>
-        </w:rPr>
-        <w:t xml:space="preserve"> Mereka ini akan menjalani hukuman kebinasaan selama-lamanya, dijauhkan dari hadirat Tuhan dan dari kemuliaan kekuatan-Nya,</w:t>
-      </w:r>
-      <w:r>
-        <w:rPr>
-          <w:lang w:val="id_ID" w:bidi="id_ID"/>
-        </w:rPr>
-      </w:r>
-      <w:r>
-        <w:rPr>
-          <w:lang w:val="id_ID" w:bidi="id_ID"/>
-        </w:rPr>
+        <w:t>16</w:t>
+      </w:r>
+      <w:r>
+        <w:rPr>
+          <w:lang w:val="id_ID" w:bidi="id_ID"/>
+        </w:rPr>
+        <w:t xml:space="preserve"> Dan Ia, Tuhan damai sejahtera, kiranya mengaruniakan damai sejahtera-Nya terus-menerus, dalam segala hal, kepada kamu. Tuhan menyertai kamu sekalian.</w:t>
       </w:r>
     </w:p>
     <w:p>
@@ -585,6 +1180,19 @@
           <w:lang w:val="id_ID" w:bidi="id_ID"/>
         </w:rPr>
       </w:r>
+      <w:r>
+        <w:rPr>
+          <w:vertAlign w:val="superscript"/>
+          <w:lang w:val="id_ID" w:bidi="id_ID"/>
+        </w:rPr>
+        <w:t>17</w:t>
+      </w:r>
+      <w:r>
+        <w:rPr>
+          <w:lang w:val="id_ID" w:bidi="id_ID"/>
+        </w:rPr>
+        <w:t xml:space="preserve"> Salam dari padaku, Paulus. Salam ini kutulis dengan tanganku sendiri. Inilah tanda dalam setiap surat: beginilah tulisanku.</w:t>
+      </w:r>
     </w:p>
     <w:p>
       <w:pPr/>
@@ -598,1481 +1206,6 @@
           <w:vertAlign w:val="superscript"/>
           <w:lang w:val="id_ID" w:bidi="id_ID"/>
         </w:rPr>
-        <w:t>10</w:t>
-      </w:r>
-      <w:r>
-        <w:rPr>
-          <w:lang w:val="id_ID" w:bidi="id_ID"/>
-        </w:rPr>
-        <w:t xml:space="preserve"> apabila Ia datang pada hari itu untuk dimuliakan di antara orang-orang kudus-Nya dan untuk dikagumi oleh semua orang yang percaya, sebab kesaksian yang kami bawa kepadamu telah kamu percayai.</w:t>
-      </w:r>
-      <w:r>
-        <w:rPr>
-          <w:lang w:val="id_ID" w:bidi="id_ID"/>
-        </w:rPr>
-      </w:r>
-      <w:r>
-        <w:rPr>
-          <w:lang w:val="id_ID" w:bidi="id_ID"/>
-        </w:rPr>
-      </w:r>
-    </w:p>
-    <w:p>
-      <w:pPr/>
-      <w:r>
-        <w:rPr>
-          <w:lang w:val="id_ID" w:bidi="id_ID"/>
-        </w:rPr>
-      </w:r>
-    </w:p>
-    <w:p>
-      <w:pPr/>
-      <w:r>
-        <w:rPr>
-          <w:lang w:val="id_ID" w:bidi="id_ID"/>
-        </w:rPr>
-      </w:r>
-      <w:r>
-        <w:rPr>
-          <w:vertAlign w:val="superscript"/>
-          <w:lang w:val="id_ID" w:bidi="id_ID"/>
-        </w:rPr>
-        <w:t>11</w:t>
-      </w:r>
-      <w:r>
-        <w:rPr>
-          <w:lang w:val="id_ID" w:bidi="id_ID"/>
-        </w:rPr>
-        <w:t xml:space="preserve"> Karena itu kami senantiasa berdoa juga untuk kamu, supaya Allah kita menganggap kamu layak bagi panggilan-Nya dan dengan kekuatan-Nya menyempurnakan kehendakmu untuk berbuat baik dan menyempurnakan segala pekerjaan imanmu,</w:t>
-      </w:r>
-      <w:r>
-        <w:rPr>
-          <w:lang w:val="id_ID" w:bidi="id_ID"/>
-        </w:rPr>
-      </w:r>
-      <w:r>
-        <w:rPr>
-          <w:lang w:val="id_ID" w:bidi="id_ID"/>
-        </w:rPr>
-      </w:r>
-    </w:p>
-    <w:p>
-      <w:pPr/>
-      <w:r>
-        <w:rPr>
-          <w:lang w:val="id_ID" w:bidi="id_ID"/>
-        </w:rPr>
-      </w:r>
-    </w:p>
-    <w:p>
-      <w:pPr/>
-      <w:r>
-        <w:rPr>
-          <w:lang w:val="id_ID" w:bidi="id_ID"/>
-        </w:rPr>
-      </w:r>
-      <w:r>
-        <w:rPr>
-          <w:vertAlign w:val="superscript"/>
-          <w:lang w:val="id_ID" w:bidi="id_ID"/>
-        </w:rPr>
-        <w:t>12</w:t>
-      </w:r>
-      <w:r>
-        <w:rPr>
-          <w:lang w:val="id_ID" w:bidi="id_ID"/>
-        </w:rPr>
-        <w:t xml:space="preserve"> sehingga nama Yesus, Tuhan kita, dimuliakan di dalam kamu dan kamu di dalam Dia, menurut kasih karunia Allah kita dan Tuhan Yesus Kristus.</w:t>
-      </w:r>
-      <w:r>
-        <w:rPr>
-          <w:lang w:val="id_ID" w:bidi="id_ID"/>
-        </w:rPr>
-      </w:r>
-      <w:r>
-        <w:rPr>
-          <w:lang w:val="id_ID" w:bidi="id_ID"/>
-        </w:rPr>
-      </w:r>
-    </w:p>
-    <w:p>
-      <w:pPr/>
-      <w:r>
-        <w:rPr>
-          <w:lang w:val="id_ID" w:bidi="id_ID"/>
-        </w:rPr>
-      </w:r>
-    </w:p>
-    <w:p>
-      <w:pPr>
-        <w:pStyle w:val="Heading2"/>
-      </w:pPr>
-      <w:r>
-        <w:rPr>
-          <w:lang w:val="id_ID" w:bidi="id_ID"/>
-        </w:rPr>
-        <w:t>2 Thessalonians 2:1</w:t>
-      </w:r>
-      <w:r>
-        <w:rPr>
-          <w:lang w:val="id_ID" w:bidi="id_ID"/>
-        </w:rPr>
-      </w:r>
-    </w:p>
-    <w:p>
-      <w:pPr/>
-      <w:r>
-        <w:rPr>
-          <w:lang w:val="id_ID" w:bidi="id_ID"/>
-        </w:rPr>
-      </w:r>
-      <w:r>
-        <w:rPr>
-          <w:vertAlign w:val="superscript"/>
-          <w:lang w:val="id_ID" w:bidi="id_ID"/>
-        </w:rPr>
-        <w:t>1</w:t>
-      </w:r>
-      <w:r>
-        <w:rPr>
-          <w:lang w:val="id_ID" w:bidi="id_ID"/>
-        </w:rPr>
-        <w:t xml:space="preserve"> Tentang kedatangan Tuhan kita Yesus Kristus dan terhimpunnya kita dengan Dia kami minta kepadamu, saudara-saudara,</w:t>
-      </w:r>
-      <w:r>
-        <w:rPr>
-          <w:lang w:val="id_ID" w:bidi="id_ID"/>
-        </w:rPr>
-      </w:r>
-      <w:r>
-        <w:rPr>
-          <w:lang w:val="id_ID" w:bidi="id_ID"/>
-        </w:rPr>
-      </w:r>
-    </w:p>
-    <w:p>
-      <w:pPr/>
-      <w:r>
-        <w:rPr>
-          <w:lang w:val="id_ID" w:bidi="id_ID"/>
-        </w:rPr>
-      </w:r>
-    </w:p>
-    <w:p>
-      <w:pPr/>
-      <w:r>
-        <w:rPr>
-          <w:lang w:val="id_ID" w:bidi="id_ID"/>
-        </w:rPr>
-      </w:r>
-      <w:r>
-        <w:rPr>
-          <w:vertAlign w:val="superscript"/>
-          <w:lang w:val="id_ID" w:bidi="id_ID"/>
-        </w:rPr>
-        <w:t>2</w:t>
-      </w:r>
-      <w:r>
-        <w:rPr>
-          <w:lang w:val="id_ID" w:bidi="id_ID"/>
-        </w:rPr>
-        <w:t xml:space="preserve"> supaya kamu jangan lekas bingung dan gelisah, baik oleh ilham roh, maupun oleh pemberitaan atau surat yang dikatakan dari kami, seolah-olah hari Tuhan telah tiba.</w:t>
-      </w:r>
-      <w:r>
-        <w:rPr>
-          <w:lang w:val="id_ID" w:bidi="id_ID"/>
-        </w:rPr>
-      </w:r>
-      <w:r>
-        <w:rPr>
-          <w:lang w:val="id_ID" w:bidi="id_ID"/>
-        </w:rPr>
-      </w:r>
-    </w:p>
-    <w:p>
-      <w:pPr/>
-      <w:r>
-        <w:rPr>
-          <w:lang w:val="id_ID" w:bidi="id_ID"/>
-        </w:rPr>
-      </w:r>
-    </w:p>
-    <w:p>
-      <w:pPr/>
-      <w:r>
-        <w:rPr>
-          <w:lang w:val="id_ID" w:bidi="id_ID"/>
-        </w:rPr>
-      </w:r>
-      <w:r>
-        <w:rPr>
-          <w:vertAlign w:val="superscript"/>
-          <w:lang w:val="id_ID" w:bidi="id_ID"/>
-        </w:rPr>
-        <w:t>3</w:t>
-      </w:r>
-      <w:r>
-        <w:rPr>
-          <w:lang w:val="id_ID" w:bidi="id_ID"/>
-        </w:rPr>
-        <w:t xml:space="preserve"> Janganlah kamu memberi dirimu disesatkan orang dengan cara yang bagaimanapun juga! Sebab sebelum Hari itu haruslah datang dahulu murtad dan haruslah dinyatakan dahulu manusia durhaka, yang harus binasa,</w:t>
-      </w:r>
-      <w:r>
-        <w:rPr>
-          <w:lang w:val="id_ID" w:bidi="id_ID"/>
-        </w:rPr>
-      </w:r>
-      <w:r>
-        <w:rPr>
-          <w:lang w:val="id_ID" w:bidi="id_ID"/>
-        </w:rPr>
-      </w:r>
-    </w:p>
-    <w:p>
-      <w:pPr/>
-      <w:r>
-        <w:rPr>
-          <w:lang w:val="id_ID" w:bidi="id_ID"/>
-        </w:rPr>
-      </w:r>
-    </w:p>
-    <w:p>
-      <w:pPr/>
-      <w:r>
-        <w:rPr>
-          <w:lang w:val="id_ID" w:bidi="id_ID"/>
-        </w:rPr>
-      </w:r>
-      <w:r>
-        <w:rPr>
-          <w:vertAlign w:val="superscript"/>
-          <w:lang w:val="id_ID" w:bidi="id_ID"/>
-        </w:rPr>
-        <w:t>4</w:t>
-      </w:r>
-      <w:r>
-        <w:rPr>
-          <w:lang w:val="id_ID" w:bidi="id_ID"/>
-        </w:rPr>
-        <w:t xml:space="preserve"> yaitu lawan yang meninggikan diri di atas segala yang disebut atau yang disembah sebagai Allah. Bahkan ia duduk di Bait Allah dan mau menyatakan diri sebagai Allah.</w:t>
-      </w:r>
-      <w:r>
-        <w:rPr>
-          <w:lang w:val="id_ID" w:bidi="id_ID"/>
-        </w:rPr>
-      </w:r>
-      <w:r>
-        <w:rPr>
-          <w:lang w:val="id_ID" w:bidi="id_ID"/>
-        </w:rPr>
-      </w:r>
-    </w:p>
-    <w:p>
-      <w:pPr/>
-      <w:r>
-        <w:rPr>
-          <w:lang w:val="id_ID" w:bidi="id_ID"/>
-        </w:rPr>
-      </w:r>
-    </w:p>
-    <w:p>
-      <w:pPr/>
-      <w:r>
-        <w:rPr>
-          <w:lang w:val="id_ID" w:bidi="id_ID"/>
-        </w:rPr>
-      </w:r>
-      <w:r>
-        <w:rPr>
-          <w:vertAlign w:val="superscript"/>
-          <w:lang w:val="id_ID" w:bidi="id_ID"/>
-        </w:rPr>
-        <w:t>5</w:t>
-      </w:r>
-      <w:r>
-        <w:rPr>
-          <w:lang w:val="id_ID" w:bidi="id_ID"/>
-        </w:rPr>
-        <w:t xml:space="preserve"> Tidakkah kamu ingat, bahwa hal itu telah kerapkali kukatakan kepadamu, ketika aku masih bersama-sama dengan kamu?</w:t>
-      </w:r>
-      <w:r>
-        <w:rPr>
-          <w:lang w:val="id_ID" w:bidi="id_ID"/>
-        </w:rPr>
-      </w:r>
-      <w:r>
-        <w:rPr>
-          <w:lang w:val="id_ID" w:bidi="id_ID"/>
-        </w:rPr>
-      </w:r>
-    </w:p>
-    <w:p>
-      <w:pPr/>
-      <w:r>
-        <w:rPr>
-          <w:lang w:val="id_ID" w:bidi="id_ID"/>
-        </w:rPr>
-      </w:r>
-    </w:p>
-    <w:p>
-      <w:pPr/>
-      <w:r>
-        <w:rPr>
-          <w:lang w:val="id_ID" w:bidi="id_ID"/>
-        </w:rPr>
-      </w:r>
-      <w:r>
-        <w:rPr>
-          <w:vertAlign w:val="superscript"/>
-          <w:lang w:val="id_ID" w:bidi="id_ID"/>
-        </w:rPr>
-        <w:t>6</w:t>
-      </w:r>
-      <w:r>
-        <w:rPr>
-          <w:lang w:val="id_ID" w:bidi="id_ID"/>
-        </w:rPr>
-        <w:t xml:space="preserve"> Dan sekarang kamu tahu apa yang menahan dia, sehingga ia baru akan menyatakan diri pada waktu yang telah ditentukan baginya.</w:t>
-      </w:r>
-      <w:r>
-        <w:rPr>
-          <w:lang w:val="id_ID" w:bidi="id_ID"/>
-        </w:rPr>
-      </w:r>
-      <w:r>
-        <w:rPr>
-          <w:lang w:val="id_ID" w:bidi="id_ID"/>
-        </w:rPr>
-      </w:r>
-    </w:p>
-    <w:p>
-      <w:pPr/>
-      <w:r>
-        <w:rPr>
-          <w:lang w:val="id_ID" w:bidi="id_ID"/>
-        </w:rPr>
-      </w:r>
-    </w:p>
-    <w:p>
-      <w:pPr/>
-      <w:r>
-        <w:rPr>
-          <w:lang w:val="id_ID" w:bidi="id_ID"/>
-        </w:rPr>
-      </w:r>
-      <w:r>
-        <w:rPr>
-          <w:vertAlign w:val="superscript"/>
-          <w:lang w:val="id_ID" w:bidi="id_ID"/>
-        </w:rPr>
-        <w:t>7</w:t>
-      </w:r>
-      <w:r>
-        <w:rPr>
-          <w:lang w:val="id_ID" w:bidi="id_ID"/>
-        </w:rPr>
-        <w:t xml:space="preserve"> Karena secara rahasia kedurhakaan telah mulai bekerja, tetapi sekarang masih ada yang menahan. Kalau yang menahannya itu telah disingkirkan,</w:t>
-      </w:r>
-      <w:r>
-        <w:rPr>
-          <w:lang w:val="id_ID" w:bidi="id_ID"/>
-        </w:rPr>
-      </w:r>
-      <w:r>
-        <w:rPr>
-          <w:lang w:val="id_ID" w:bidi="id_ID"/>
-        </w:rPr>
-      </w:r>
-    </w:p>
-    <w:p>
-      <w:pPr/>
-      <w:r>
-        <w:rPr>
-          <w:lang w:val="id_ID" w:bidi="id_ID"/>
-        </w:rPr>
-      </w:r>
-    </w:p>
-    <w:p>
-      <w:pPr/>
-      <w:r>
-        <w:rPr>
-          <w:lang w:val="id_ID" w:bidi="id_ID"/>
-        </w:rPr>
-      </w:r>
-      <w:r>
-        <w:rPr>
-          <w:vertAlign w:val="superscript"/>
-          <w:lang w:val="id_ID" w:bidi="id_ID"/>
-        </w:rPr>
-        <w:t>8</w:t>
-      </w:r>
-      <w:r>
-        <w:rPr>
-          <w:lang w:val="id_ID" w:bidi="id_ID"/>
-        </w:rPr>
-        <w:t xml:space="preserve"> pada waktu itulah si pendurhaka baru akan menyatakan dirinya, tetapi Tuhan Yesus akan membunuhnya dengan nafas mulut-Nya dan akan memusnahkannya, kalau Ia datang kembali.</w:t>
-      </w:r>
-      <w:r>
-        <w:rPr>
-          <w:lang w:val="id_ID" w:bidi="id_ID"/>
-        </w:rPr>
-      </w:r>
-      <w:r>
-        <w:rPr>
-          <w:lang w:val="id_ID" w:bidi="id_ID"/>
-        </w:rPr>
-      </w:r>
-    </w:p>
-    <w:p>
-      <w:pPr/>
-      <w:r>
-        <w:rPr>
-          <w:lang w:val="id_ID" w:bidi="id_ID"/>
-        </w:rPr>
-      </w:r>
-    </w:p>
-    <w:p>
-      <w:pPr/>
-      <w:r>
-        <w:rPr>
-          <w:lang w:val="id_ID" w:bidi="id_ID"/>
-        </w:rPr>
-      </w:r>
-      <w:r>
-        <w:rPr>
-          <w:vertAlign w:val="superscript"/>
-          <w:lang w:val="id_ID" w:bidi="id_ID"/>
-        </w:rPr>
-        <w:t>9</w:t>
-      </w:r>
-      <w:r>
-        <w:rPr>
-          <w:lang w:val="id_ID" w:bidi="id_ID"/>
-        </w:rPr>
-        <w:t xml:space="preserve"> Kedatangan si pendurhaka itu adalah pekerjaan Iblis, dan akan disertai rupa-rupa perbuatan ajaib, tanda-tanda dan mujizat-mujizat palsu,</w:t>
-      </w:r>
-      <w:r>
-        <w:rPr>
-          <w:lang w:val="id_ID" w:bidi="id_ID"/>
-        </w:rPr>
-      </w:r>
-      <w:r>
-        <w:rPr>
-          <w:lang w:val="id_ID" w:bidi="id_ID"/>
-        </w:rPr>
-      </w:r>
-    </w:p>
-    <w:p>
-      <w:pPr/>
-      <w:r>
-        <w:rPr>
-          <w:lang w:val="id_ID" w:bidi="id_ID"/>
-        </w:rPr>
-      </w:r>
-    </w:p>
-    <w:p>
-      <w:pPr/>
-      <w:r>
-        <w:rPr>
-          <w:lang w:val="id_ID" w:bidi="id_ID"/>
-        </w:rPr>
-      </w:r>
-      <w:r>
-        <w:rPr>
-          <w:vertAlign w:val="superscript"/>
-          <w:lang w:val="id_ID" w:bidi="id_ID"/>
-        </w:rPr>
-        <w:t>10</w:t>
-      </w:r>
-      <w:r>
-        <w:rPr>
-          <w:lang w:val="id_ID" w:bidi="id_ID"/>
-        </w:rPr>
-        <w:t xml:space="preserve"> dengan rupa-rupa tipu daya jahat terhadap orang-orang yang harus binasa karena mereka tidak menerima dan mengasihi kebenaran yang dapat menyelamatkan mereka.</w:t>
-      </w:r>
-      <w:r>
-        <w:rPr>
-          <w:lang w:val="id_ID" w:bidi="id_ID"/>
-        </w:rPr>
-      </w:r>
-      <w:r>
-        <w:rPr>
-          <w:lang w:val="id_ID" w:bidi="id_ID"/>
-        </w:rPr>
-      </w:r>
-    </w:p>
-    <w:p>
-      <w:pPr/>
-      <w:r>
-        <w:rPr>
-          <w:lang w:val="id_ID" w:bidi="id_ID"/>
-        </w:rPr>
-      </w:r>
-    </w:p>
-    <w:p>
-      <w:pPr/>
-      <w:r>
-        <w:rPr>
-          <w:lang w:val="id_ID" w:bidi="id_ID"/>
-        </w:rPr>
-      </w:r>
-      <w:r>
-        <w:rPr>
-          <w:vertAlign w:val="superscript"/>
-          <w:lang w:val="id_ID" w:bidi="id_ID"/>
-        </w:rPr>
-        <w:t>11</w:t>
-      </w:r>
-      <w:r>
-        <w:rPr>
-          <w:lang w:val="id_ID" w:bidi="id_ID"/>
-        </w:rPr>
-        <w:t xml:space="preserve"> Dan itulah sebabnya Allah mendatangkan kesesatan atas mereka, yang menyebabkan mereka percaya akan dusta,</w:t>
-      </w:r>
-      <w:r>
-        <w:rPr>
-          <w:lang w:val="id_ID" w:bidi="id_ID"/>
-        </w:rPr>
-      </w:r>
-      <w:r>
-        <w:rPr>
-          <w:lang w:val="id_ID" w:bidi="id_ID"/>
-        </w:rPr>
-      </w:r>
-    </w:p>
-    <w:p>
-      <w:pPr/>
-      <w:r>
-        <w:rPr>
-          <w:lang w:val="id_ID" w:bidi="id_ID"/>
-        </w:rPr>
-      </w:r>
-    </w:p>
-    <w:p>
-      <w:pPr/>
-      <w:r>
-        <w:rPr>
-          <w:lang w:val="id_ID" w:bidi="id_ID"/>
-        </w:rPr>
-      </w:r>
-      <w:r>
-        <w:rPr>
-          <w:vertAlign w:val="superscript"/>
-          <w:lang w:val="id_ID" w:bidi="id_ID"/>
-        </w:rPr>
-        <w:t>12</w:t>
-      </w:r>
-      <w:r>
-        <w:rPr>
-          <w:lang w:val="id_ID" w:bidi="id_ID"/>
-        </w:rPr>
-        <w:t xml:space="preserve"> supaya dihukum semua orang yang tidak percaya akan kebenaran dan yang suka kejahatan.</w:t>
-      </w:r>
-      <w:r>
-        <w:rPr>
-          <w:lang w:val="id_ID" w:bidi="id_ID"/>
-        </w:rPr>
-      </w:r>
-      <w:r>
-        <w:rPr>
-          <w:lang w:val="id_ID" w:bidi="id_ID"/>
-        </w:rPr>
-      </w:r>
-    </w:p>
-    <w:p>
-      <w:pPr/>
-      <w:r>
-        <w:rPr>
-          <w:lang w:val="id_ID" w:bidi="id_ID"/>
-        </w:rPr>
-      </w:r>
-    </w:p>
-    <w:p>
-      <w:pPr/>
-      <w:r>
-        <w:rPr>
-          <w:lang w:val="id_ID" w:bidi="id_ID"/>
-        </w:rPr>
-      </w:r>
-      <w:r>
-        <w:rPr>
-          <w:vertAlign w:val="superscript"/>
-          <w:lang w:val="id_ID" w:bidi="id_ID"/>
-        </w:rPr>
-        <w:t>13</w:t>
-      </w:r>
-      <w:r>
-        <w:rPr>
-          <w:lang w:val="id_ID" w:bidi="id_ID"/>
-        </w:rPr>
-        <w:t xml:space="preserve"> Akan tetapi kami harus selalu mengucap syukur kepada Allah karena kamu, saudara-saudara, yang dikasihi Tuhan, sebab Allah dari mulanya telah memilih kamu untuk diselamatkan dalam Roh yang menguduskan kamu dan dalam kebenaran yang kamu percayai.</w:t>
-      </w:r>
-      <w:r>
-        <w:rPr>
-          <w:lang w:val="id_ID" w:bidi="id_ID"/>
-        </w:rPr>
-      </w:r>
-      <w:r>
-        <w:rPr>
-          <w:lang w:val="id_ID" w:bidi="id_ID"/>
-        </w:rPr>
-      </w:r>
-    </w:p>
-    <w:p>
-      <w:pPr/>
-      <w:r>
-        <w:rPr>
-          <w:lang w:val="id_ID" w:bidi="id_ID"/>
-        </w:rPr>
-      </w:r>
-    </w:p>
-    <w:p>
-      <w:pPr/>
-      <w:r>
-        <w:rPr>
-          <w:lang w:val="id_ID" w:bidi="id_ID"/>
-        </w:rPr>
-      </w:r>
-      <w:r>
-        <w:rPr>
-          <w:vertAlign w:val="superscript"/>
-          <w:lang w:val="id_ID" w:bidi="id_ID"/>
-        </w:rPr>
-        <w:t>14</w:t>
-      </w:r>
-      <w:r>
-        <w:rPr>
-          <w:lang w:val="id_ID" w:bidi="id_ID"/>
-        </w:rPr>
-        <w:t xml:space="preserve"> Untuk itulah Ia telah memanggil kamu oleh Injil yang kami beritakan, sehingga kamu boleh memperoleh kemuliaan Yesus Kristus, Tuhan kita.</w:t>
-      </w:r>
-      <w:r>
-        <w:rPr>
-          <w:lang w:val="id_ID" w:bidi="id_ID"/>
-        </w:rPr>
-      </w:r>
-      <w:r>
-        <w:rPr>
-          <w:lang w:val="id_ID" w:bidi="id_ID"/>
-        </w:rPr>
-      </w:r>
-    </w:p>
-    <w:p>
-      <w:pPr/>
-      <w:r>
-        <w:rPr>
-          <w:lang w:val="id_ID" w:bidi="id_ID"/>
-        </w:rPr>
-      </w:r>
-    </w:p>
-    <w:p>
-      <w:pPr/>
-      <w:r>
-        <w:rPr>
-          <w:lang w:val="id_ID" w:bidi="id_ID"/>
-        </w:rPr>
-      </w:r>
-      <w:r>
-        <w:rPr>
-          <w:vertAlign w:val="superscript"/>
-          <w:lang w:val="id_ID" w:bidi="id_ID"/>
-        </w:rPr>
-        <w:t>15</w:t>
-      </w:r>
-      <w:r>
-        <w:rPr>
-          <w:lang w:val="id_ID" w:bidi="id_ID"/>
-        </w:rPr>
-        <w:t xml:space="preserve"> Sebab itu, berdirilah teguh dan berpeganglah pada ajaran-ajaran yang kamu terima dari kami, baik secara lisan, maupun secara tertulis.</w:t>
-      </w:r>
-      <w:r>
-        <w:rPr>
-          <w:lang w:val="id_ID" w:bidi="id_ID"/>
-        </w:rPr>
-      </w:r>
-      <w:r>
-        <w:rPr>
-          <w:lang w:val="id_ID" w:bidi="id_ID"/>
-        </w:rPr>
-      </w:r>
-    </w:p>
-    <w:p>
-      <w:pPr/>
-      <w:r>
-        <w:rPr>
-          <w:lang w:val="id_ID" w:bidi="id_ID"/>
-        </w:rPr>
-      </w:r>
-    </w:p>
-    <w:p>
-      <w:pPr/>
-      <w:r>
-        <w:rPr>
-          <w:lang w:val="id_ID" w:bidi="id_ID"/>
-        </w:rPr>
-      </w:r>
-      <w:r>
-        <w:rPr>
-          <w:vertAlign w:val="superscript"/>
-          <w:lang w:val="id_ID" w:bidi="id_ID"/>
-        </w:rPr>
-        <w:t>16</w:t>
-      </w:r>
-      <w:r>
-        <w:rPr>
-          <w:lang w:val="id_ID" w:bidi="id_ID"/>
-        </w:rPr>
-        <w:t xml:space="preserve"> Dan Ia, Tuhan kita Yesus Kristus, dan Allah, Bapa kita, yang dalam kasih karunia-Nya telah mengasihi kita dan yang telah menganugerahkan penghiburan abadi dan pengharapan baik kepada kita,</w:t>
-      </w:r>
-      <w:r>
-        <w:rPr>
-          <w:lang w:val="id_ID" w:bidi="id_ID"/>
-        </w:rPr>
-      </w:r>
-      <w:r>
-        <w:rPr>
-          <w:lang w:val="id_ID" w:bidi="id_ID"/>
-        </w:rPr>
-      </w:r>
-    </w:p>
-    <w:p>
-      <w:pPr/>
-      <w:r>
-        <w:rPr>
-          <w:lang w:val="id_ID" w:bidi="id_ID"/>
-        </w:rPr>
-      </w:r>
-    </w:p>
-    <w:p>
-      <w:pPr/>
-      <w:r>
-        <w:rPr>
-          <w:lang w:val="id_ID" w:bidi="id_ID"/>
-        </w:rPr>
-      </w:r>
-      <w:r>
-        <w:rPr>
-          <w:vertAlign w:val="superscript"/>
-          <w:lang w:val="id_ID" w:bidi="id_ID"/>
-        </w:rPr>
-        <w:t>17</w:t>
-      </w:r>
-      <w:r>
-        <w:rPr>
-          <w:lang w:val="id_ID" w:bidi="id_ID"/>
-        </w:rPr>
-        <w:t xml:space="preserve"> kiranya menghibur dan menguatkan hatimu dalam pekerjaan dan perkataan yang baik.</w:t>
-      </w:r>
-      <w:r>
-        <w:rPr>
-          <w:lang w:val="id_ID" w:bidi="id_ID"/>
-        </w:rPr>
-      </w:r>
-      <w:r>
-        <w:rPr>
-          <w:lang w:val="id_ID" w:bidi="id_ID"/>
-        </w:rPr>
-      </w:r>
-    </w:p>
-    <w:p>
-      <w:pPr/>
-      <w:r>
-        <w:rPr>
-          <w:lang w:val="id_ID" w:bidi="id_ID"/>
-        </w:rPr>
-      </w:r>
-    </w:p>
-    <w:p>
-      <w:pPr>
-        <w:pStyle w:val="Heading2"/>
-      </w:pPr>
-      <w:r>
-        <w:rPr>
-          <w:lang w:val="id_ID" w:bidi="id_ID"/>
-        </w:rPr>
-        <w:t>2 Thessalonians 3:1</w:t>
-      </w:r>
-      <w:r>
-        <w:rPr>
-          <w:lang w:val="id_ID" w:bidi="id_ID"/>
-        </w:rPr>
-      </w:r>
-    </w:p>
-    <w:p>
-      <w:pPr/>
-      <w:r>
-        <w:rPr>
-          <w:lang w:val="id_ID" w:bidi="id_ID"/>
-        </w:rPr>
-      </w:r>
-      <w:r>
-        <w:rPr>
-          <w:vertAlign w:val="superscript"/>
-          <w:lang w:val="id_ID" w:bidi="id_ID"/>
-        </w:rPr>
-        <w:t>1</w:t>
-      </w:r>
-      <w:r>
-        <w:rPr>
-          <w:lang w:val="id_ID" w:bidi="id_ID"/>
-        </w:rPr>
-        <w:t xml:space="preserve"> Selanjutnya, saudara-saudara, berdoalah untuk kami, supaya firman Tuhan beroleh kemajuan dan dimuliakan, sama seperti yang telah terjadi di antara kamu,</w:t>
-      </w:r>
-      <w:r>
-        <w:rPr>
-          <w:lang w:val="id_ID" w:bidi="id_ID"/>
-        </w:rPr>
-      </w:r>
-      <w:r>
-        <w:rPr>
-          <w:lang w:val="id_ID" w:bidi="id_ID"/>
-        </w:rPr>
-      </w:r>
-    </w:p>
-    <w:p>
-      <w:pPr/>
-      <w:r>
-        <w:rPr>
-          <w:lang w:val="id_ID" w:bidi="id_ID"/>
-        </w:rPr>
-      </w:r>
-    </w:p>
-    <w:p>
-      <w:pPr/>
-      <w:r>
-        <w:rPr>
-          <w:lang w:val="id_ID" w:bidi="id_ID"/>
-        </w:rPr>
-      </w:r>
-      <w:r>
-        <w:rPr>
-          <w:vertAlign w:val="superscript"/>
-          <w:lang w:val="id_ID" w:bidi="id_ID"/>
-        </w:rPr>
-        <w:t>2</w:t>
-      </w:r>
-      <w:r>
-        <w:rPr>
-          <w:lang w:val="id_ID" w:bidi="id_ID"/>
-        </w:rPr>
-        <w:t xml:space="preserve"> dan supaya kami terlepas dari para pengacau dan orang-orang jahat, sebab bukan semua orang beroleh iman.</w:t>
-      </w:r>
-      <w:r>
-        <w:rPr>
-          <w:lang w:val="id_ID" w:bidi="id_ID"/>
-        </w:rPr>
-      </w:r>
-      <w:r>
-        <w:rPr>
-          <w:lang w:val="id_ID" w:bidi="id_ID"/>
-        </w:rPr>
-      </w:r>
-    </w:p>
-    <w:p>
-      <w:pPr/>
-      <w:r>
-        <w:rPr>
-          <w:lang w:val="id_ID" w:bidi="id_ID"/>
-        </w:rPr>
-      </w:r>
-    </w:p>
-    <w:p>
-      <w:pPr/>
-      <w:r>
-        <w:rPr>
-          <w:lang w:val="id_ID" w:bidi="id_ID"/>
-        </w:rPr>
-      </w:r>
-      <w:r>
-        <w:rPr>
-          <w:vertAlign w:val="superscript"/>
-          <w:lang w:val="id_ID" w:bidi="id_ID"/>
-        </w:rPr>
-        <w:t>3</w:t>
-      </w:r>
-      <w:r>
-        <w:rPr>
-          <w:lang w:val="id_ID" w:bidi="id_ID"/>
-        </w:rPr>
-        <w:t xml:space="preserve"> Tetapi Tuhan adalah setia. Ia akan menguatkan hatimu dan memelihara kamu terhadap yang jahat.</w:t>
-      </w:r>
-      <w:r>
-        <w:rPr>
-          <w:lang w:val="id_ID" w:bidi="id_ID"/>
-        </w:rPr>
-      </w:r>
-      <w:r>
-        <w:rPr>
-          <w:lang w:val="id_ID" w:bidi="id_ID"/>
-        </w:rPr>
-      </w:r>
-    </w:p>
-    <w:p>
-      <w:pPr/>
-      <w:r>
-        <w:rPr>
-          <w:lang w:val="id_ID" w:bidi="id_ID"/>
-        </w:rPr>
-      </w:r>
-    </w:p>
-    <w:p>
-      <w:pPr/>
-      <w:r>
-        <w:rPr>
-          <w:lang w:val="id_ID" w:bidi="id_ID"/>
-        </w:rPr>
-      </w:r>
-      <w:r>
-        <w:rPr>
-          <w:vertAlign w:val="superscript"/>
-          <w:lang w:val="id_ID" w:bidi="id_ID"/>
-        </w:rPr>
-        <w:t>4</w:t>
-      </w:r>
-      <w:r>
-        <w:rPr>
-          <w:lang w:val="id_ID" w:bidi="id_ID"/>
-        </w:rPr>
-        <w:t xml:space="preserve"> Dan kami percaya dalam Tuhan, bahwa apa yang kami pesankan kepadamu, kamu lakukan dan akan kamu lakukan.</w:t>
-      </w:r>
-      <w:r>
-        <w:rPr>
-          <w:lang w:val="id_ID" w:bidi="id_ID"/>
-        </w:rPr>
-      </w:r>
-      <w:r>
-        <w:rPr>
-          <w:lang w:val="id_ID" w:bidi="id_ID"/>
-        </w:rPr>
-      </w:r>
-    </w:p>
-    <w:p>
-      <w:pPr/>
-      <w:r>
-        <w:rPr>
-          <w:lang w:val="id_ID" w:bidi="id_ID"/>
-        </w:rPr>
-      </w:r>
-    </w:p>
-    <w:p>
-      <w:pPr/>
-      <w:r>
-        <w:rPr>
-          <w:lang w:val="id_ID" w:bidi="id_ID"/>
-        </w:rPr>
-      </w:r>
-      <w:r>
-        <w:rPr>
-          <w:vertAlign w:val="superscript"/>
-          <w:lang w:val="id_ID" w:bidi="id_ID"/>
-        </w:rPr>
-        <w:t>5</w:t>
-      </w:r>
-      <w:r>
-        <w:rPr>
-          <w:lang w:val="id_ID" w:bidi="id_ID"/>
-        </w:rPr>
-        <w:t xml:space="preserve"> Kiranya Tuhan tetap menujukan hatimu kepada kasih Allah dan kepada ketabahan Kristus.</w:t>
-      </w:r>
-      <w:r>
-        <w:rPr>
-          <w:lang w:val="id_ID" w:bidi="id_ID"/>
-        </w:rPr>
-      </w:r>
-      <w:r>
-        <w:rPr>
-          <w:lang w:val="id_ID" w:bidi="id_ID"/>
-        </w:rPr>
-      </w:r>
-    </w:p>
-    <w:p>
-      <w:pPr/>
-      <w:r>
-        <w:rPr>
-          <w:lang w:val="id_ID" w:bidi="id_ID"/>
-        </w:rPr>
-      </w:r>
-    </w:p>
-    <w:p>
-      <w:pPr/>
-      <w:r>
-        <w:rPr>
-          <w:lang w:val="id_ID" w:bidi="id_ID"/>
-        </w:rPr>
-      </w:r>
-      <w:r>
-        <w:rPr>
-          <w:vertAlign w:val="superscript"/>
-          <w:lang w:val="id_ID" w:bidi="id_ID"/>
-        </w:rPr>
-        <w:t>6</w:t>
-      </w:r>
-      <w:r>
-        <w:rPr>
-          <w:lang w:val="id_ID" w:bidi="id_ID"/>
-        </w:rPr>
-        <w:t xml:space="preserve"> Tetapi kami berpesan kepadamu, saudara-saudara, dalam nama Tuhan Yesus Kristus, supaya kamu menjauhkan diri dari setiap saudara yang tidak melakukan pekerjaannya dan yang tidak menurut ajaran yang telah kamu terima dari kami.</w:t>
-      </w:r>
-      <w:r>
-        <w:rPr>
-          <w:lang w:val="id_ID" w:bidi="id_ID"/>
-        </w:rPr>
-      </w:r>
-      <w:r>
-        <w:rPr>
-          <w:lang w:val="id_ID" w:bidi="id_ID"/>
-        </w:rPr>
-      </w:r>
-    </w:p>
-    <w:p>
-      <w:pPr/>
-      <w:r>
-        <w:rPr>
-          <w:lang w:val="id_ID" w:bidi="id_ID"/>
-        </w:rPr>
-      </w:r>
-    </w:p>
-    <w:p>
-      <w:pPr/>
-      <w:r>
-        <w:rPr>
-          <w:lang w:val="id_ID" w:bidi="id_ID"/>
-        </w:rPr>
-      </w:r>
-      <w:r>
-        <w:rPr>
-          <w:vertAlign w:val="superscript"/>
-          <w:lang w:val="id_ID" w:bidi="id_ID"/>
-        </w:rPr>
-        <w:t>7</w:t>
-      </w:r>
-      <w:r>
-        <w:rPr>
-          <w:lang w:val="id_ID" w:bidi="id_ID"/>
-        </w:rPr>
-        <w:t xml:space="preserve"> Sebab kamu sendiri tahu, bagaimana kamu harus mengikuti teladan kami, karena kami tidak lalai bekerja di antara kamu,</w:t>
-      </w:r>
-      <w:r>
-        <w:rPr>
-          <w:lang w:val="id_ID" w:bidi="id_ID"/>
-        </w:rPr>
-      </w:r>
-      <w:r>
-        <w:rPr>
-          <w:lang w:val="id_ID" w:bidi="id_ID"/>
-        </w:rPr>
-      </w:r>
-    </w:p>
-    <w:p>
-      <w:pPr/>
-      <w:r>
-        <w:rPr>
-          <w:lang w:val="id_ID" w:bidi="id_ID"/>
-        </w:rPr>
-      </w:r>
-    </w:p>
-    <w:p>
-      <w:pPr/>
-      <w:r>
-        <w:rPr>
-          <w:lang w:val="id_ID" w:bidi="id_ID"/>
-        </w:rPr>
-      </w:r>
-      <w:r>
-        <w:rPr>
-          <w:vertAlign w:val="superscript"/>
-          <w:lang w:val="id_ID" w:bidi="id_ID"/>
-        </w:rPr>
-        <w:t>8</w:t>
-      </w:r>
-      <w:r>
-        <w:rPr>
-          <w:lang w:val="id_ID" w:bidi="id_ID"/>
-        </w:rPr>
-        <w:t xml:space="preserve"> dan tidak makan roti orang dengan percuma, tetapi kami berusaha dan berjerih payah siang malam, supaya jangan menjadi beban bagi siapa pun di antara kamu.</w:t>
-      </w:r>
-      <w:r>
-        <w:rPr>
-          <w:lang w:val="id_ID" w:bidi="id_ID"/>
-        </w:rPr>
-      </w:r>
-      <w:r>
-        <w:rPr>
-          <w:lang w:val="id_ID" w:bidi="id_ID"/>
-        </w:rPr>
-      </w:r>
-    </w:p>
-    <w:p>
-      <w:pPr/>
-      <w:r>
-        <w:rPr>
-          <w:lang w:val="id_ID" w:bidi="id_ID"/>
-        </w:rPr>
-      </w:r>
-    </w:p>
-    <w:p>
-      <w:pPr/>
-      <w:r>
-        <w:rPr>
-          <w:lang w:val="id_ID" w:bidi="id_ID"/>
-        </w:rPr>
-      </w:r>
-      <w:r>
-        <w:rPr>
-          <w:vertAlign w:val="superscript"/>
-          <w:lang w:val="id_ID" w:bidi="id_ID"/>
-        </w:rPr>
-        <w:t>9</w:t>
-      </w:r>
-      <w:r>
-        <w:rPr>
-          <w:lang w:val="id_ID" w:bidi="id_ID"/>
-        </w:rPr>
-        <w:t xml:space="preserve"> Bukan karena kami tidak berhak untuk itu, melainkan karena kami mau menjadikan diri kami teladan bagi kamu, supaya kamu ikuti.</w:t>
-      </w:r>
-      <w:r>
-        <w:rPr>
-          <w:lang w:val="id_ID" w:bidi="id_ID"/>
-        </w:rPr>
-      </w:r>
-      <w:r>
-        <w:rPr>
-          <w:lang w:val="id_ID" w:bidi="id_ID"/>
-        </w:rPr>
-      </w:r>
-    </w:p>
-    <w:p>
-      <w:pPr/>
-      <w:r>
-        <w:rPr>
-          <w:lang w:val="id_ID" w:bidi="id_ID"/>
-        </w:rPr>
-      </w:r>
-    </w:p>
-    <w:p>
-      <w:pPr/>
-      <w:r>
-        <w:rPr>
-          <w:lang w:val="id_ID" w:bidi="id_ID"/>
-        </w:rPr>
-      </w:r>
-      <w:r>
-        <w:rPr>
-          <w:vertAlign w:val="superscript"/>
-          <w:lang w:val="id_ID" w:bidi="id_ID"/>
-        </w:rPr>
-        <w:t>10</w:t>
-      </w:r>
-      <w:r>
-        <w:rPr>
-          <w:lang w:val="id_ID" w:bidi="id_ID"/>
-        </w:rPr>
-        <w:t xml:space="preserve"> Sebab, juga waktu kami berada di antara kamu, kami memberi peringatan ini kepada kamu: jika seorang tidak mau bekerja, janganlah ia makan.</w:t>
-      </w:r>
-      <w:r>
-        <w:rPr>
-          <w:lang w:val="id_ID" w:bidi="id_ID"/>
-        </w:rPr>
-      </w:r>
-      <w:r>
-        <w:rPr>
-          <w:lang w:val="id_ID" w:bidi="id_ID"/>
-        </w:rPr>
-      </w:r>
-    </w:p>
-    <w:p>
-      <w:pPr/>
-      <w:r>
-        <w:rPr>
-          <w:lang w:val="id_ID" w:bidi="id_ID"/>
-        </w:rPr>
-      </w:r>
-    </w:p>
-    <w:p>
-      <w:pPr/>
-      <w:r>
-        <w:rPr>
-          <w:lang w:val="id_ID" w:bidi="id_ID"/>
-        </w:rPr>
-      </w:r>
-      <w:r>
-        <w:rPr>
-          <w:vertAlign w:val="superscript"/>
-          <w:lang w:val="id_ID" w:bidi="id_ID"/>
-        </w:rPr>
-        <w:t>11</w:t>
-      </w:r>
-      <w:r>
-        <w:rPr>
-          <w:lang w:val="id_ID" w:bidi="id_ID"/>
-        </w:rPr>
-        <w:t xml:space="preserve"> Kami katakan ini karena kami dengar, bahwa ada orang yang tidak tertib hidupnya dan tidak bekerja, melainkan sibuk dengan hal-hal yang tidak berguna.</w:t>
-      </w:r>
-      <w:r>
-        <w:rPr>
-          <w:lang w:val="id_ID" w:bidi="id_ID"/>
-        </w:rPr>
-      </w:r>
-      <w:r>
-        <w:rPr>
-          <w:lang w:val="id_ID" w:bidi="id_ID"/>
-        </w:rPr>
-      </w:r>
-    </w:p>
-    <w:p>
-      <w:pPr/>
-      <w:r>
-        <w:rPr>
-          <w:lang w:val="id_ID" w:bidi="id_ID"/>
-        </w:rPr>
-      </w:r>
-    </w:p>
-    <w:p>
-      <w:pPr/>
-      <w:r>
-        <w:rPr>
-          <w:lang w:val="id_ID" w:bidi="id_ID"/>
-        </w:rPr>
-      </w:r>
-      <w:r>
-        <w:rPr>
-          <w:vertAlign w:val="superscript"/>
-          <w:lang w:val="id_ID" w:bidi="id_ID"/>
-        </w:rPr>
-        <w:t>12</w:t>
-      </w:r>
-      <w:r>
-        <w:rPr>
-          <w:lang w:val="id_ID" w:bidi="id_ID"/>
-        </w:rPr>
-        <w:t xml:space="preserve"> Orang-orang yang demikian kami peringati dan nasihati dalam Tuhan Yesus Kristus, supaya mereka tetap tenang melakukan pekerjaannya dan dengan demikian makan makanannya sendiri.</w:t>
-      </w:r>
-      <w:r>
-        <w:rPr>
-          <w:lang w:val="id_ID" w:bidi="id_ID"/>
-        </w:rPr>
-      </w:r>
-      <w:r>
-        <w:rPr>
-          <w:lang w:val="id_ID" w:bidi="id_ID"/>
-        </w:rPr>
-      </w:r>
-    </w:p>
-    <w:p>
-      <w:pPr/>
-      <w:r>
-        <w:rPr>
-          <w:lang w:val="id_ID" w:bidi="id_ID"/>
-        </w:rPr>
-      </w:r>
-    </w:p>
-    <w:p>
-      <w:pPr/>
-      <w:r>
-        <w:rPr>
-          <w:lang w:val="id_ID" w:bidi="id_ID"/>
-        </w:rPr>
-      </w:r>
-      <w:r>
-        <w:rPr>
-          <w:vertAlign w:val="superscript"/>
-          <w:lang w:val="id_ID" w:bidi="id_ID"/>
-        </w:rPr>
-        <w:t>13</w:t>
-      </w:r>
-      <w:r>
-        <w:rPr>
-          <w:lang w:val="id_ID" w:bidi="id_ID"/>
-        </w:rPr>
-        <w:t xml:space="preserve"> Dan kamu, saudara-saudara, janganlah jemu-jemu berbuat apa yang baik.</w:t>
-      </w:r>
-      <w:r>
-        <w:rPr>
-          <w:lang w:val="id_ID" w:bidi="id_ID"/>
-        </w:rPr>
-      </w:r>
-      <w:r>
-        <w:rPr>
-          <w:lang w:val="id_ID" w:bidi="id_ID"/>
-        </w:rPr>
-      </w:r>
-    </w:p>
-    <w:p>
-      <w:pPr/>
-      <w:r>
-        <w:rPr>
-          <w:lang w:val="id_ID" w:bidi="id_ID"/>
-        </w:rPr>
-      </w:r>
-    </w:p>
-    <w:p>
-      <w:pPr/>
-      <w:r>
-        <w:rPr>
-          <w:lang w:val="id_ID" w:bidi="id_ID"/>
-        </w:rPr>
-      </w:r>
-      <w:r>
-        <w:rPr>
-          <w:vertAlign w:val="superscript"/>
-          <w:lang w:val="id_ID" w:bidi="id_ID"/>
-        </w:rPr>
-        <w:t>14</w:t>
-      </w:r>
-      <w:r>
-        <w:rPr>
-          <w:lang w:val="id_ID" w:bidi="id_ID"/>
-        </w:rPr>
-        <w:t xml:space="preserve"> Jika ada orang yang tidak mau mendengarkan apa yang kami katakan dalam surat ini, tandailah dia dan jangan bergaul dengan dia, supaya ia menjadi malu,</w:t>
-      </w:r>
-      <w:r>
-        <w:rPr>
-          <w:lang w:val="id_ID" w:bidi="id_ID"/>
-        </w:rPr>
-      </w:r>
-      <w:r>
-        <w:rPr>
-          <w:lang w:val="id_ID" w:bidi="id_ID"/>
-        </w:rPr>
-      </w:r>
-    </w:p>
-    <w:p>
-      <w:pPr/>
-      <w:r>
-        <w:rPr>
-          <w:lang w:val="id_ID" w:bidi="id_ID"/>
-        </w:rPr>
-      </w:r>
-    </w:p>
-    <w:p>
-      <w:pPr/>
-      <w:r>
-        <w:rPr>
-          <w:lang w:val="id_ID" w:bidi="id_ID"/>
-        </w:rPr>
-      </w:r>
-      <w:r>
-        <w:rPr>
-          <w:vertAlign w:val="superscript"/>
-          <w:lang w:val="id_ID" w:bidi="id_ID"/>
-        </w:rPr>
-        <w:t>15</w:t>
-      </w:r>
-      <w:r>
-        <w:rPr>
-          <w:lang w:val="id_ID" w:bidi="id_ID"/>
-        </w:rPr>
-        <w:t xml:space="preserve"> tetapi janganlah anggap dia sebagai musuh, tetapi tegorlah dia sebagai seorang saudara.</w:t>
-      </w:r>
-      <w:r>
-        <w:rPr>
-          <w:lang w:val="id_ID" w:bidi="id_ID"/>
-        </w:rPr>
-      </w:r>
-      <w:r>
-        <w:rPr>
-          <w:lang w:val="id_ID" w:bidi="id_ID"/>
-        </w:rPr>
-      </w:r>
-    </w:p>
-    <w:p>
-      <w:pPr/>
-      <w:r>
-        <w:rPr>
-          <w:lang w:val="id_ID" w:bidi="id_ID"/>
-        </w:rPr>
-      </w:r>
-    </w:p>
-    <w:p>
-      <w:pPr/>
-      <w:r>
-        <w:rPr>
-          <w:lang w:val="id_ID" w:bidi="id_ID"/>
-        </w:rPr>
-      </w:r>
-      <w:r>
-        <w:rPr>
-          <w:vertAlign w:val="superscript"/>
-          <w:lang w:val="id_ID" w:bidi="id_ID"/>
-        </w:rPr>
-        <w:t>16</w:t>
-      </w:r>
-      <w:r>
-        <w:rPr>
-          <w:lang w:val="id_ID" w:bidi="id_ID"/>
-        </w:rPr>
-        <w:t xml:space="preserve"> Dan Ia, Tuhan damai sejahtera, kiranya mengaruniakan damai sejahtera-Nya terus-menerus, dalam segala hal, kepada kamu. Tuhan menyertai kamu sekalian.</w:t>
-      </w:r>
-      <w:r>
-        <w:rPr>
-          <w:lang w:val="id_ID" w:bidi="id_ID"/>
-        </w:rPr>
-      </w:r>
-      <w:r>
-        <w:rPr>
-          <w:lang w:val="id_ID" w:bidi="id_ID"/>
-        </w:rPr>
-      </w:r>
-    </w:p>
-    <w:p>
-      <w:pPr/>
-      <w:r>
-        <w:rPr>
-          <w:lang w:val="id_ID" w:bidi="id_ID"/>
-        </w:rPr>
-      </w:r>
-    </w:p>
-    <w:p>
-      <w:pPr/>
-      <w:r>
-        <w:rPr>
-          <w:lang w:val="id_ID" w:bidi="id_ID"/>
-        </w:rPr>
-      </w:r>
-      <w:r>
-        <w:rPr>
-          <w:vertAlign w:val="superscript"/>
-          <w:lang w:val="id_ID" w:bidi="id_ID"/>
-        </w:rPr>
-        <w:t>17</w:t>
-      </w:r>
-      <w:r>
-        <w:rPr>
-          <w:lang w:val="id_ID" w:bidi="id_ID"/>
-        </w:rPr>
-        <w:t xml:space="preserve"> Salam dari padaku, Paulus. Salam ini kutulis dengan tanganku sendiri. Inilah tanda dalam setiap surat: beginilah tulisanku.</w:t>
-      </w:r>
-      <w:r>
-        <w:rPr>
-          <w:lang w:val="id_ID" w:bidi="id_ID"/>
-        </w:rPr>
-      </w:r>
-      <w:r>
-        <w:rPr>
-          <w:lang w:val="id_ID" w:bidi="id_ID"/>
-        </w:rPr>
-      </w:r>
-    </w:p>
-    <w:p>
-      <w:pPr/>
-      <w:r>
-        <w:rPr>
-          <w:lang w:val="id_ID" w:bidi="id_ID"/>
-        </w:rPr>
-      </w:r>
-    </w:p>
-    <w:p>
-      <w:pPr/>
-      <w:r>
-        <w:rPr>
-          <w:lang w:val="id_ID" w:bidi="id_ID"/>
-        </w:rPr>
-      </w:r>
-      <w:r>
-        <w:rPr>
-          <w:vertAlign w:val="superscript"/>
-          <w:lang w:val="id_ID" w:bidi="id_ID"/>
-        </w:rPr>
         <w:t>18</w:t>
       </w:r>
       <w:r>
@@ -2080,16 +1213,6 @@
           <w:lang w:val="id_ID" w:bidi="id_ID"/>
         </w:rPr>
         <w:t xml:space="preserve"> Kasih karunia Yesus Kristus, Tuhan kita, menyertai kamu sekalian!</w:t>
-      </w:r>
-      <w:r>
-        <w:rPr>
-          <w:lang w:val="id_ID" w:bidi="id_ID"/>
-        </w:rPr>
-      </w:r>
-      <w:r>
-        <w:rPr>
-          <w:lang w:val="id_ID" w:bidi="id_ID"/>
-        </w:rPr>
       </w:r>
     </w:p>
     <w:sectPr>
